--- a/example_articles/race_ethnicity/Multiple/1.race_ethnicity_Multiple_New_York_Times.docx
+++ b/example_articles/race_ethnicity/Multiple/1.race_ethnicity_Multiple_New_York_Times.docx
@@ -34,12 +34,12 @@
     </w:p>
     <w:p>
       <w:r>
-        <w:t>Extracted race/ethnicity: Black or African American; White</w:t>
+        <w:t>Raw race_ethnicity result: Black or African American; White</w:t>
       </w:r>
     </w:p>
     <w:p>
       <w:r>
-        <w:t>Race/Ethnicity (Standardized): Multiple</w:t>
+        <w:t>race_ethnicity_stand_flat (Standardized): Multiple</w:t>
       </w:r>
     </w:p>
     <w:p>

--- a/example_articles/race_ethnicity/Multiple/1.race_ethnicity_Multiple_New_York_Times.docx
+++ b/example_articles/race_ethnicity/Multiple/1.race_ethnicity_Multiple_New_York_Times.docx
@@ -29,17 +29,17 @@
     </w:p>
     <w:p>
       <w:r>
-        <w:t>Source File: NYT/52.DOCX</w:t>
+        <w:t>Source file: NYT/52.DOCX</w:t>
       </w:r>
     </w:p>
     <w:p>
       <w:r>
-        <w:t>Raw race_ethnicity result: Black or African American; White</w:t>
+        <w:t>Raw race ethnicity result, 'race_ethnicity': Black or African American; White</w:t>
       </w:r>
     </w:p>
     <w:p>
       <w:r>
-        <w:t>race_ethnicity_stand_flat (Standardized): Multiple</w:t>
+        <w:t>Standardized race ethnicity result, 'race_ethnicity_stand_flat': Multiple</w:t>
       </w:r>
     </w:p>
     <w:p>

--- a/example_articles/race_ethnicity/Multiple/1.race_ethnicity_Multiple_New_York_Times.docx
+++ b/example_articles/race_ethnicity/Multiple/1.race_ethnicity_Multiple_New_York_Times.docx
@@ -7,9 +7,9 @@
         <w:pStyle w:val="Heading1"/>
       </w:pPr>
       <w:r>
-        <w:t>Review/Theater;</w:t>
+        <w:t>THE 1990 CAMPAIGN;</w:t>
         <w:br/>
-        <w:t>The Schisms of the City, Comically and Tragically</w:t>
+        <w:t>Hawaii Race Tests Democratic Hold - Correction Appended</w:t>
       </w:r>
     </w:p>
     <w:p>
@@ -19,22 +19,22 @@
     </w:p>
     <w:p>
       <w:r>
-        <w:t>Date: 1990-06-15</w:t>
+        <w:t>Date: 1990-11-23</w:t>
       </w:r>
     </w:p>
     <w:p>
       <w:r>
-        <w:t>Section: Section C; Page 1, Column 3; Weekend Desk; Review</w:t>
+        <w:t>Section: Section D;; Section D; Page 22; Column 1; National Desk; Column 1;</w:t>
       </w:r>
     </w:p>
     <w:p>
       <w:r>
-        <w:t>Source file: NYT/52.DOCX</w:t>
+        <w:t>Source file: NYT/50.DOCX</w:t>
       </w:r>
     </w:p>
     <w:p>
       <w:r>
-        <w:t>Raw race ethnicity result, 'race_ethnicity': Black or African American; White</w:t>
+        <w:t>Raw race ethnicity result, 'race_ethnicity': White; Asian (Japanese-American); Native Hawaiian (implied)</w:t>
       </w:r>
     </w:p>
     <w:p>
@@ -51,65 +51,112 @@
     </w:p>
     <w:p>
       <w:r>
-        <w:t>Ouisa Kittredge, the Upper East Side hostess at the center of John Guare's ''Six Degrees of Separation,'' delights in the fact that it only takes a chain of six people to connect anyone on the planet with anyone else. But what about those who are eternally separated from others because they cannot find the right six people? Chances are that they, like Ouisa, live in chaotic contemporary New York, which is the setting for this extraordinary high comedy in which broken connections, mistaken identities and tragic social, familial and cultural schisms take the stage to create a hilarious and finally searing panorama of urban America in precisely our time.</w:t>
+        <w:t>Two former schoolteachers are in a tight but polite race to represent Hawaii in the United States Senate, and the results may teach something of a lesson about the future of the politically remote and inbred but fast-changing island state.</w:t>
         <w:br/>
-        <w:t>For those who have been waiting for a masterwork from the writer who bracketed the 1970's with the play ''House of Blue Leaves'' and the film ''Atlantic City,'' this is it. For those who have been waiting for the American theater to produce a play that captures New York as Tom Wolfe did in ''Bonfire of the Vanities,'' this is also it. And, with all due respect to Mr. Wolfe, ''Six Degrees of Separation'' expands on that novel's canvas and updates it. Mr. Guare gives as much voice to his black and female characters as to his upper-crust white men, and he transports the audience beyond the dailiness of journalistic storytelling to the magical reaches of the imagination.</w:t>
+        <w:t>From the lush rain forests of the Big Island of Hawaii to the ranches of Niihau 350 miles west across the South Pacific, the biggest political question of the year is whether Representative Patricia Saiki, a popular moderate Republican from Honolulu, can break years of Democratic control of Hawaii politics and beat an equally popular Democrat, Senator Daniel K. Akaka, a Congressman appointed to the Senate last spring when Senator Spark M. Matsunaga died.</w:t>
         <w:br/>
-        <w:t>Though the play grew out of a 1983 newspaper account of a confidence scheme, it is as at home with the esthetics of Wassily Kandinsky as it is with the realities of Rikers Island. The full sweep of the writing - 90 nonstop minutes of cyclonic action, ranging from knockabout farce to hallucinatory dreams - is matched by Jerry Zaks's ceaselessly inventive production at Lincoln Center's Mitzi E. Newhouse Theater. A brilliant ensemble of 17 actors led by Stockard Channing, John Cunningham and James McDaniel is equally adept at fielding riotous gags about Andrew Lloyd Webber musicals and the shattering aftermath of a suicide leap. As elegantly choreographed by Mr. Zaks, the action extends into the auditorium and rises through a mysterious two-level Tony Walton set that is a fittingly abstract variation on the designer's ''Grand Hotel.''</w:t>
-        <w:br/>
-        <w:t>The news story that sparked ''Six Degrees of Separation'' told of a young black man who talked his way into wealthy white Upper East Side households by purporting to be both Sidney Poitier's son and the Ivy League college friend of his unwitting hosts' children. In Mr. Guare's variation, the young man (Mr. McDaniel), who calls himself Paul Poitier, lands in the Fifth Avenue apartment of Ouisa (Ms. Channing) and her husband, Flan (Mr. Cunningham), a high-rolling art dealer. Paul is a charming, articulate dissembler on all subjects who has the Kittredges in thrall. He is also a petty thief who invites a male hustler into the guest room he occupies while waiting for his ''father'' to take up residence at the Sherry-Netherland Hotel.</w:t>
-        <w:br/>
-        <w:t>Much as this situation, a rude twist on ''Guess Who's Coming to Dinner,'' lends itself to the satirical mayhem Mr. Wolfe inflicted on white liberals in ''Radical Chic,'' Mr. Guare has not written a satire about race relations. Paul, the black man whose real identity the Kittredges never learn, becomes the fuse that ignites a larger investigation of the many degrees of separation that prevent all the people in the play from knowing one another and from knowing themselves.</w:t>
-        <w:br/>
-        <w:t>It is not only blacks and whites who are estranged in Mr. Guare's New York. As the action accelerates and the cast of characters expands, the audience discovers that the Kittredges and their privileged friends don't know their alienated children, that heterosexuals don't know homosexuals, that husbands don't know their wives, that art dealers don't know the art they trade for millions. The only thing that everyone in this play's Manhattan has in common is the same American malady that afflicted the working-class Queens inhabitants of ''House of Blue Leaves'' - a desire to bask in the glow of the rich and famous. Here that hunger takes the delirious form of a maniacal desire to appear as extras in Sidney Poitier's purported film version of ''Cats,'' a prospect Paul dangles in front of his prey. Yet these people hunger for more as well, for a human connection and perhaps a spiritual one. It is Paul, of all people, who points the way, by his words and his deeds. In a virtuoso monologue about ''Catcher in the Rye,'' he decries a world in which assassins like Mark David Chapman and John W. Hinckley Jr. can take Holden Caulfield as a role model - a world in which imagination has ceased to be a means of self-examination and has become instead ''something outside ourselves,'' whether a handy excuse for murderous behavior or a merchandisable commodity like van Gogh's ''Irises'' or an escapist fashion promoted by ''The Warhol Diaries.'' Intentionally or not, Paul helps bring Ouisa into a reunion with her imagination, with her authentic self. His trail of fraud, which ultimately brushes against death, jolts his hostess out of her own fraudulent life among what Holden Caulfield calls phonies so that she might at last break through the ontological paralysis separating her from what really matters.</w:t>
-        <w:br/>
-        <w:t>Among the many remarkable aspects of Mr. Guare's writing is the seamlessness of his imagery, characters and themes, as if this play had just erupted from his own imagination in one perfect piece. ''There are two sides to every story,'' says a comic character, a duped New York Hospital obstetrician (Stephen Pearlman), and every aspect of ''Six Degrees of Separation,'' its own story included, literally or figuratively shares this duality, from Paul's identity to a Kandinsky painting that twirls above the Kittredge living room to the meaning of a phrase like ''striking coal miners.'' The double vision gives the play an airy, Cubist dramatic structure even as it reflects the class divisions of its setting and the Jungian splits of its characters' souls.</w:t>
-        <w:br/>
-        <w:t>Mr. Guare is just as much in control of the brush strokes that shift his play's disparate moods: In minutes, he can take the audience from a college student who is a screamingly funny personification of upper-middle-class New York Jewish rage (Evan Handler) to a would-be actor from Utah (Paul McCrane) of the same generation and opposite temperament. Though Mr. Guare quotes Donald Barthelme's observation that ''collage is the art form of the 20th century,'' his play does not feel like a collage. As conversant with Cezanne and the Sistine Chapel as it is with Sotheby's and ''Starlight Express,'' this work aspires to the classical esthetics and commensurate unity of spirit that are missing in the pasted-together, fragmented 20th-century lives it illuminates. That spirit shines through. Great as the intellectual pleasures of the evening may be, it is Mr. Guare's compassion that allows his play to make the human connections that elude his characters. The people who walk in and out of the picture frames of Mr. Walton's set are not satirical cartoons but ambiguous, full-blooded creations. There's a Gatsby-like poignance to the studied glossy-magazine aspirations of Mr. McDaniel's Paul, a Willy Loman-ish sadness to the soiled idealism of Mr. Cunningham's art dealer. As the one character who may finally see the big picture and begin to understand the art of living, the wonderful Ms. Channing steadily gains gravity as she journeys flawlessly from the daffy comedy of a fatuous dinner party to the harrowing internal drama of her own rebirth.</w:t>
-        <w:br/>
-        <w:t>''It was an experience,'' she says with wonder of her contact with the impostor she never really knew. For the author and his heroine, the challenge is to hold on to true experience in a world in which most human encounters are bogus and nearly all are instantly converted into the disposable anecdotes, the floating collage scraps that are the glib currency of urban intercourse. In ''Six Degrees of Separation,'' one of those passing anecdotes has been ripped from the daily paper and elevated into a transcendent theatrical experience that is itself a lasting vision of the humane new world of which Mr. Guare and his New Yorkers so hungrily dream.</w:t>
+        <w:t>A victory for Ms. Saiki, the only Republican ever elected to the House of Representatives from Hawaii, would underscore the growing political influence of Caucasians, many of them retirees who have migrated from the mainland, who now account for a third of the Hawaii vote. Ms. Saiki offers a lively brand of compassionate Republicanism that appeals to them. And, as a Japanese-American woman, she has also made deep inroads into the traditionally Democratic "A.J.A.," local shorthand for Americans of Japanese ancestry, about 30 percent of the vote, and women.</w:t>
         <w:br/>
         <w:t xml:space="preserve"> </w:t>
         <w:br/>
-        <w:t>SIX DEGREES OF SEPARATION</w:t>
+        <w:t>'Very Close Race'</w:t>
         <w:br/>
-        <w:t>By John Guare; directed by Jerry Zaks; sets, Tony Walton; costumes, William Ivey Long; lighting, Paul Gallo; sound, Aural Fixation; production manager, Jeff Hamlin. Presented by Lincoln Center Theater, Gregory Mosher, director; Bernard Gersten, executive producer. At the Mitzi E. Newhouse Theater, Lincoln Center.</w:t>
+        <w:t xml:space="preserve"> But Senator Akaka is no pushover, with his deep roots in the Democratic machine that has long dominated Hawaii politics and with his strong backing from labor unions and native Hawaiians. His strongholds include the non-urban parts of Oahu, the island that includes Honolulu, and all the rest of the state, the so-called Neighbor Islands of Maui, Kauai, Molokai, Lanai and Hawaii.</w:t>
+        <w:br/>
+        <w:t>Until recently, Ms. Saiki appeared to be headed for victory, but the budget turmoil in Washington seems to have hurt her along with many other Republicans. "It's a very close race," said D. G. (Andy) Anderson, chairman of the Republican Party of Hawaii. "We were riding high two weeks ago with an eight-point lead. That got eroded with the nonsense in Washington, and we fell back to a dead heat. About a week ago, we began to move up again."</w:t>
+        <w:br/>
+        <w:t>The latest public opinion poll, taken early last week for KGMB-TV News in Honolulu, put the race at 45 percent for Ms. Saiki, 43 percent for Mr. Akaka. The poll, of 1,200 voters, had a margin of sampling error of three percentage points.</w:t>
+        <w:br/>
+        <w:t>Two-thirds of the 11 percent undecided were either Caucasian or A.J.A., which was widely taken as good news for the Republican, who was also hoping for a boost from President Bush's visit to Honolulu last weekend.</w:t>
         <w:br/>
         <w:t xml:space="preserve"> </w:t>
         <w:br/>
-        <w:t>Ouisa...Stockard Channing</w:t>
+        <w:t>Candidates Were Away</w:t>
         <w:br/>
-        <w:t>Flan...John Cunningham</w:t>
+        <w:t xml:space="preserve"> "There are great demographic changes in Hawaii," said Senator Akaka's campaign manager, Kam Kuwata. "We cannot assume how the new voters will go. The A.J.A. has been the base of the Democratic vote. Both campaigns are figuring out how to get to those voters. The election comes down to a call to arms for Democrats."</w:t>
         <w:br/>
-        <w:t>Geoffrey...Sam Stoneburner</w:t>
+        <w:t>For all the interest in the race, it has been run largely without either of the candidates. Stuck 6,000 miles away in Washington to fight the budget wars, both finally returned to the state last weekend and began barnstorming.</w:t>
         <w:br/>
-        <w:t>Paul...James McDaniel</w:t>
+        <w:t>Issues aside, the race is so close that the outcome will probably turn on whether the Democratic grass-roots operation can turn out its vote, said Jack M. Seigle, a veteran political strategist who is helping Governor John Waihee 3d, a Democrat, in his re-election campaign.</w:t>
         <w:br/>
-        <w:t>Hustler...David Eigenberg</w:t>
+        <w:t>"Unlike other Republicans, she does cut into the Democratic establishment," said Mr. Seigle, who nonetheless gives the race to Mr. Akaka "by a whisker."</w:t>
         <w:br/>
-        <w:t>Kitty...Kelly Bishop</w:t>
+        <w:t xml:space="preserve"> </w:t>
         <w:br/>
-        <w:t>Larkin...Peter Maloney</w:t>
+        <w:t>Addressing Island Bombing</w:t>
         <w:br/>
-        <w:t>Detective...Brian Evers</w:t>
+        <w:t xml:space="preserve"> Both candidates agree on most of the gut Hawaiian issues, like ending the military bombing of the tiny volcanic island of Kahoolawe, off Maui. For years now, the Marines and even the Japanese and Australian air forces have used the uninhabited tropical island for target practice, regularly shattering nerves in Maui, less than five miles across the choppy Alalakeiki Channel, and providing Hawaii politicians with a sure-fire issue.</w:t>
         <w:br/>
-        <w:t>Tess...Robin Morse</w:t>
+        <w:t>Senator Akaka scored first about three weeks ago by writing into the military appropriations bill a measure that would return Kahoolawe to state control and establish a commission to oversee cleaning it up. The island and nearby waters are studded with unexploded bombs and missiles.</w:t>
         <w:br/>
-        <w:t>Woody...Gus Rogerson</w:t>
+        <w:t>Soon after, Ms. Saiki got a quick boost from President Bush, who ordered an immediate halt to the bombing and promised to set up a commission to study the island's eventual fate.</w:t>
         <w:br/>
-        <w:t>Ben...Anthony Rapp</w:t>
+        <w:t>The female vote, meanwhile, is uncertain. In an unusual split, the national office of the National Organization for Women endorsed Ms. Saiki, but the local Hawaii chapter endorsed Mr. Akaka.</w:t>
         <w:br/>
-        <w:t>Dr. Fine...Stephen Pearlman</w:t>
+        <w:t>In her final television commercials and appearances, Ms. Saiki has tried to differentiate herself from Senator Akaka by stressing that she voted against the recent budget and tax legislation."My recent no vote on the tax bill has been a point of great interest among my constituents," she said in a telephone interview from her car while racing to Honolulu airport to catch a plane to Hilo Wednesday morning.</w:t>
         <w:br/>
-        <w:t>Doug...Evan Handler</w:t>
+        <w:t>"They feel very resentful about having their taxes increased," she said. "Our cost of living is 30 percent higher than the rest of the nation. People on fixed income feel the pinch." As the only Republican from Hawaii in Congress, she also stresses her "access" to the Republican Administration.</w:t>
         <w:br/>
-        <w:t>Policeman/Doorman...Philip LeStrange</w:t>
+        <w:t xml:space="preserve"> </w:t>
         <w:br/>
-        <w:t>Trent...John Cameron Mitchell</w:t>
+        <w:t>Emphasizing Ties to Liberals</w:t>
         <w:br/>
-        <w:t>Rick...Paul McCrane</w:t>
+        <w:t xml:space="preserve"> For his part, Senator Akaka has been stressing his ties to the liberal Democratic establishment and support for working-class values.By voting for the budget bill, Mr. Akaka says, he was doing his job, biting the bullet and making the hard decisions needed to cut the deficit by increasing the tax burden on wealthier people.</w:t>
         <w:br/>
-        <w:t>Elizabeth...Mari Nelson</w:t>
+        <w:t>On campaign stops, he has criticized Ms. Saiki, saying she was putting off reckoning with that problem. Although Mr. Akaka could not be reached for comment, Mr. Kuwata, his campaign manager, said, "Saiki has not offered any program on how she would reduce the budget deficit."</w:t>
+        <w:br/>
+        <w:t>Ms. Saiki is strongest in urban Honolulu, and so is spending most of the remainder of the campaign touring the Neighbor Islands, the district Mr. Akaka used to represent in the House. Mr. Akaka is spending the bulk of his time in Hololulu, his weak spot.</w:t>
+        <w:br/>
+        <w:t>The Republican had far more cash on hand, $379,000, compared with Mr. Akaka's $166,000, as of Oct. 21. So the question is whether that cash can overcome the traditional deep-rooted pull of the Democratic Party on the voters of Hawaii and put a Republican in the Senate.</w:t>
+        <w:br/>
+        <w:t xml:space="preserve"> </w:t>
+        <w:br/>
+        <w:t>THE 1990 CAMPAIGN</w:t>
+        <w:br/>
+        <w:t xml:space="preserve"> </w:t>
+        <w:br/>
+        <w:t>Hawaii</w:t>
+        <w:br/>
+        <w:t xml:space="preserve"> </w:t>
+        <w:br/>
+        <w:t>SENATE RACE</w:t>
+        <w:br/>
+        <w:t xml:space="preserve"> </w:t>
+        <w:br/>
+        <w:t>Democrate: Daniel K. Akaka, 56</w:t>
+        <w:br/>
+        <w:t>Republican: Patricia Saiki, 60</w:t>
+        <w:br/>
+        <w:t xml:space="preserve"> </w:t>
+        <w:br/>
+        <w:t>ANALYSIS</w:t>
+        <w:br/>
+        <w:t xml:space="preserve"> </w:t>
+        <w:br/>
+        <w:t>Republicans have a good chance to elect one of their own in heavily Democratic Hawaii. Ms. Saiki, a moderate Republican appealing to Caucasian newcomers and the Japanese-American population, is running neck and neck with Mr. Akaka, a long-time Congressman with ties to the traditional democratic and union political apparatus. Some see this as a battle between the old and the new Hawaii.</w:t>
+        <w:br/>
+        <w:t xml:space="preserve"> </w:t>
+        <w:br/>
+        <w:t>REGISTERED VOTERS</w:t>
+        <w:br/>
+        <w:t xml:space="preserve"> </w:t>
+        <w:br/>
+        <w:t>Total voters: 453,389 (Hawaii does not register by party).</w:t>
+        <w:br/>
+        <w:t xml:space="preserve"> </w:t>
+        <w:br/>
+        <w:t>LATEST POLL RESULTS</w:t>
+        <w:br/>
+        <w:t xml:space="preserve"> </w:t>
+        <w:br/>
+        <w:t>A survey of 1,200 voters taken for KGMB-TV News put Ms. Saiki ahead, 45 percent to 43 percent for Mr. Akaka. The margin of error was plus or minus three percentage points.</w:t>
+        <w:br/>
+        <w:t>Correction</w:t>
+        <w:br/>
+        <w:br/>
+        <w:t>An article on Nov. 1 about the Senate campaign in Hawaii gave incomplete credit for a public opinion poll. The poll was sponsored by KGMB-TV and The Honolulu Star-Bulletin.</w:t>
+        <w:br/>
+        <w:t>Correction-Date: November 23, 1990, Thursday, Late Edition - Final</w:t>
         <w:br/>
         <w:br/>
         <w:t>Graphic</w:t>
@@ -117,7 +164,7 @@
         <w:br/>
         <w:t xml:space="preserve"> </w:t>
         <w:br/>
-        <w:t>Photos: Stockard Channing, left, James McDaniel, center, and John Cunningham in ''Six Degrees of Separation'' at the Mitzi E. Newhouse Theater. (Brigitte Lacombe/Six Degrees of Separation) (pg. C1); Stockard Channing (Sara Krulwich/The New York Times) (pg. C3)</w:t>
+        <w:t>Photos: Representative Patricia Saiki, a Republican candidate for Senate in Hawaii, campaigning in Honolulu.; Senator Daniel K. Akaka, Democratic incumbent, speaking to supporters at his Honolulu campaign headquarters after a trip to Washington. (Photographs by Associated Press for The New York Times)</w:t>
       </w:r>
     </w:p>
     <w:sectPr>

--- a/example_articles/race_ethnicity/Multiple/1.race_ethnicity_Multiple_New_York_Times.docx
+++ b/example_articles/race_ethnicity/Multiple/1.race_ethnicity_Multiple_New_York_Times.docx
@@ -7,9 +7,7 @@
         <w:pStyle w:val="Heading1"/>
       </w:pPr>
       <w:r>
-        <w:t>THE 1990 CAMPAIGN;</w:t>
-        <w:br/>
-        <w:t>Hawaii Race Tests Democratic Hold - Correction Appended</w:t>
+        <w:t>How Do We Fix the Scandal That Is American Health Care?</w:t>
       </w:r>
     </w:p>
     <w:p>
@@ -19,22 +17,22 @@
     </w:p>
     <w:p>
       <w:r>
-        <w:t>Date: 1990-11-23</w:t>
+        <w:t>Date: 2023-08-20</w:t>
       </w:r>
     </w:p>
     <w:p>
       <w:r>
-        <w:t>Section: Section D;; Section D; Page 22; Column 1; National Desk; Column 1;</w:t>
+        <w:t>Section: Section SR; Column 0; Editorial Desk; Pg. 8</w:t>
       </w:r>
     </w:p>
     <w:p>
       <w:r>
-        <w:t>Source file: NYT/50.DOCX</w:t>
+        <w:t>Source file: NYT/5.DOCX</w:t>
       </w:r>
     </w:p>
     <w:p>
       <w:r>
-        <w:t>Raw race ethnicity result, 'race_ethnicity': White; Asian (Japanese-American); Native Hawaiian (implied)</w:t>
+        <w:t>Raw race ethnicity result, 'race_ethnicity': Black or African American; Native American</w:t>
       </w:r>
     </w:p>
     <w:p>
@@ -51,112 +49,120 @@
     </w:p>
     <w:p>
       <w:r>
-        <w:t>Two former schoolteachers are in a tight but polite race to represent Hawaii in the United States Senate, and the results may teach something of a lesson about the future of the politically remote and inbred but fast-changing island state.</w:t>
+        <w:t xml:space="preserve">It's not just that life expectancy in Mississippi (71.9) now appears to be a hair shorter than in Bangladesh (72.4). Nor that an infant is some 70 percent more likely to die in the United States than in other wealthy countries. </w:t>
         <w:br/>
-        <w:t>From the lush rain forests of the Big Island of Hawaii to the ranches of Niihau 350 miles west across the South Pacific, the biggest political question of the year is whether Representative Patricia Saiki, a popular moderate Republican from Honolulu, can break years of Democratic control of Hawaii politics and beat an equally popular Democrat, Senator Daniel K. Akaka, a Congressman appointed to the Senate last spring when Senator Spark M. Matsunaga died.</w:t>
+        <w:t xml:space="preserve">  Nor even that for the first time in probably a century, the likelihood that an American child will live to the age of 20 has dropped.</w:t>
         <w:br/>
-        <w:t>A victory for Ms. Saiki, the only Republican ever elected to the House of Representatives from Hawaii, would underscore the growing political influence of Caucasians, many of them retirees who have migrated from the mainland, who now account for a third of the Hawaii vote. Ms. Saiki offers a lively brand of compassionate Republicanism that appeals to them. And, as a Japanese-American woman, she has also made deep inroads into the traditionally Democratic "A.J.A.," local shorthand for Americans of Japanese ancestry, about 30 percent of the vote, and women.</w:t>
+        <w:t xml:space="preserve">  All that is tragic and infuriating, but to me the most heart-rending symbol of America's failure in health care is the avoidable amputations that result from poorly managed diabetes.</w:t>
         <w:br/>
-        <w:t xml:space="preserve"> </w:t>
+        <w:t xml:space="preserve">  A medical setting cannot hide the violence of a saw cutting through a leg or muffle the grating noise it makes as it hacks through the tibia or disguise the distinctive charred odor of cauterized blood vessels. That noise of a saw on bone is a rebuke to an American health care system that, as Walter Cronkite reportedly observed, is neither healthy, caring nor a system.</w:t>
         <w:br/>
-        <w:t>'Very Close Race'</w:t>
+        <w:t xml:space="preserve">  Dr. Raymond Girnys, a surgeon who has amputated countless limbs here in the Mississippi Delta, one of the poorest and least healthy parts of America, told me that he has nightmares of ''being chased by amputated legs and toes.''</w:t>
         <w:br/>
-        <w:t xml:space="preserve"> But Senator Akaka is no pushover, with his deep roots in the Democratic machine that has long dominated Hawaii politics and with his strong backing from labor unions and native Hawaiians. His strongholds include the non-urban parts of Oahu, the island that includes Honolulu, and all the rest of the state, the so-called Neighbor Islands of Maui, Kauai, Molokai, Lanai and Hawaii.</w:t>
+        <w:t xml:space="preserve">  ''It starts from the bottom up,'' Dr. Girnys said, explaining how patients arrive with diabetic wounds on the foot that refuse to heal in part because of diminished circulation when blood sugar is not meticulously managed in a person with diabetes. Dr. Girnys initially tries to clean and treat the lesions, but they grow deeper, until he has to remove a toe.</w:t>
         <w:br/>
-        <w:t>Until recently, Ms. Saiki appeared to be headed for victory, but the budget turmoil in Washington seems to have hurt her along with many other Republicans. "It's a very close race," said D. G. (Andy) Anderson, chairman of the Republican Party of Hawaii. "We were riding high two weeks ago with an eight-point lead. That got eroded with the nonsense in Washington, and we fell back to a dead heat. About a week ago, we began to move up again."</w:t>
+        <w:t xml:space="preserve">  When more wounds develop, he takes off the foot in the hope of saving the rest of the leg. New wounds can force him to amputate the leg below the knee and perhaps, finally, above the knee. After that, Dr. Girnys said, the patient is likely to die within five years.</w:t>
         <w:br/>
-        <w:t>The latest public opinion poll, taken early last week for KGMB-TV News in Honolulu, put the race at 45 percent for Ms. Saiki, 43 percent for Mr. Akaka. The poll, of 1,200 voters, had a margin of sampling error of three percentage points.</w:t>
+        <w:t xml:space="preserve">  A toe, foot or leg is cut off by a doctor about 150,000 times a year in America, making the United States a world leader of these amputations.</w:t>
         <w:br/>
-        <w:t>Two-thirds of the 11 percent undecided were either Caucasian or A.J.A., which was widely taken as good news for the Republican, who was also hoping for a boost from President Bush's visit to Honolulu last weekend.</w:t>
+        <w:t xml:space="preserve">  I'll be blunt: America's dismal health care outcomes are a disgrace. They shame us. Partly because of diabetes and other preventable conditions, Americans suffer unnecessarily and often die young. It is unconscionable that newborns in India, Rwanda and Venezuela have a longer life expectancy than Native American newborns (65) in the United States. And Native American males have a life expectancy of just 61.5 years -- shorter than the overall life expectancy in Haiti.</w:t>
         <w:br/>
-        <w:t xml:space="preserve"> </w:t>
+        <w:t xml:space="preserve">  But there are fixes, and three in particular would make a huge difference: expanding access to medical care; more aggressively addressing behaviors like smoking, overeating and drug abuse; and making larger societywide steps to boost education and reduce child poverty. One reason to believe that we can do better on health care outcomes is that much of the rest of the world already does.</w:t>
         <w:br/>
-        <w:t>Candidates Were Away</w:t>
+        <w:t xml:space="preserve">  This is the third essay in my series about how we can better help the millions of Americans left behind. We in journalism mostly cover problems: We typically write about planes that crash, not planes that land. But this series aims to offer solutions to challenges our nation faces.</w:t>
         <w:br/>
-        <w:t xml:space="preserve"> "There are great demographic changes in Hawaii," said Senator Akaka's campaign manager, Kam Kuwata. "We cannot assume how the new voters will go. The A.J.A. has been the base of the Democratic vote. Both campaigns are figuring out how to get to those voters. The election comes down to a call to arms for Democrats."</w:t>
+        <w:t xml:space="preserve">  A Superpower Where Many Citizens Die Young</w:t>
         <w:br/>
-        <w:t>For all the interest in the race, it has been run largely without either of the candidates. Stuck 6,000 miles away in Washington to fight the budget wars, both finally returned to the state last weekend and began barnstorming.</w:t>
+        <w:t xml:space="preserve">  A starting point is to avoid the myopia of Russia when it experienced a drop in life expectancy beginning in the 1980s and a rise in ''deaths of despair.'' Leaders took comfort in Russia's status as a military superpower and a standout in the sciences and performing arts; they blamed individuals' lack of personal responsibility for the deaths. They didn't understand that when so many people are sick and struggling, the ailment is deeper than individual weakness.</w:t>
         <w:br/>
-        <w:t>Issues aside, the race is so close that the outcome will probably turn on whether the Democratic grass-roots operation can turn out its vote, said Jack M. Seigle, a veteran political strategist who is helping Governor John Waihee 3d, a Democrat, in his re-election campaign.</w:t>
+        <w:t xml:space="preserve">  Americans sometimes blithely boast of the best medical care in the world, and there is some truth to that. I have a friend who is alive today because of the success of immunotherapy to fight stage IV cancer.</w:t>
         <w:br/>
-        <w:t>"Unlike other Republicans, she does cut into the Democratic establishment," said Mr. Seigle, who nonetheless gives the race to Mr. Akaka "by a whisker."</w:t>
+        <w:t xml:space="preserve">  Our health technology and cutting-edge medicine is superb. Yet whatever the quantity and quality of our bone saws, the tragedy is that they are so often needed.</w:t>
         <w:br/>
-        <w:t xml:space="preserve"> </w:t>
+        <w:t xml:space="preserve">  America's health crisis is most evident among low-education and low-income Americans, notably people of color and particularly men.</w:t>
         <w:br/>
-        <w:t>Addressing Island Bombing</w:t>
+        <w:t xml:space="preserve">  ''The poorest men in the U.S. have life expectancies comparable to men in Sudan and Pakistan; the richest men in the U.S. live longer than the average man in any country,'' researchers with the Opportunity Insights team at Harvard concluded. But while the gaps we focus on have to do with mortality, there are also enormous gaps in quality of life.</w:t>
         <w:br/>
-        <w:t xml:space="preserve"> Both candidates agree on most of the gut Hawaiian issues, like ending the military bombing of the tiny volcanic island of Kahoolawe, off Maui. For years now, the Marines and even the Japanese and Australian air forces have used the uninhabited tropical island for target practice, regularly shattering nerves in Maui, less than five miles across the choppy Alalakeiki Channel, and providing Hawaii politicians with a sure-fire issue.</w:t>
+        <w:t xml:space="preserve">  ''It's very rare that I've got somebody in that has just one health problem, or in for a wellness visit,'' said Yvonne Tanner, a nurse practitioner in the Mississippi Delta town of Itta Bena, with a population that is largely poor and Black. ''Everybody that I see is already very, very sick.'' Most have multiple diagnoses, she said, of hypertension, diabetes, arthritis and more.</w:t>
         <w:br/>
-        <w:t>Senator Akaka scored first about three weeks ago by writing into the military appropriations bill a measure that would return Kahoolawe to state control and establish a commission to oversee cleaning it up. The island and nearby waters are studded with unexploded bombs and missiles.</w:t>
+        <w:t xml:space="preserve">  Tanner choked up and her eyes welled as she told me of a patient she had just seen, a 47-year-old woman with poorly managed diabetes whose legs were severely swollen. The woman didn't know why; Tanner did. It was end-stage kidney failure.</w:t>
         <w:br/>
-        <w:t>Soon after, Ms. Saiki got a quick boost from President Bush, who ordered an immediate halt to the bombing and promised to set up a commission to study the island's eventual fate.</w:t>
+        <w:t xml:space="preserve">  That patient, who has teenage children, has a job, but it's not clear how she can keep it while getting three sessions of dialysis each week.</w:t>
         <w:br/>
-        <w:t>The female vote, meanwhile, is uncertain. In an unusual split, the national office of the National Organization for Women endorsed Ms. Saiki, but the local Hawaii chapter endorsed Mr. Akaka.</w:t>
+        <w:t xml:space="preserve">  Type 2 diabetes, the kind that is linked to diet and inactivity, used to be called adult-onset diabetes but now affects children as well -- and it encapsulates American ill health. It reflects the brilliance of soda companies and fast-food companies at marketing their products -- in ways that are good for corporate profits but disastrous for American health. Type 2 diabetes often strikes the poor and marginalized who live chaotic lives without insurance, seek cheap calories in food deserts and struggle to manage budgets and insulin levels. The upshot is often dialysis, amputations and disability.</w:t>
         <w:br/>
-        <w:t>In her final television commercials and appearances, Ms. Saiki has tried to differentiate herself from Senator Akaka by stressing that she voted against the recent budget and tax legislation."My recent no vote on the tax bill has been a point of great interest among my constituents," she said in a telephone interview from her car while racing to Honolulu airport to catch a plane to Hilo Wednesday morning.</w:t>
+        <w:t xml:space="preserve">  Statisticians have tried to calculate what they call ''healthy life expectancy'' in a population -- the number of years an average person in a country can live a normal life, before amputations, dialysis, blindness or other setbacks. In the United States, that is just 66.1 years, shorter than in Turkey, Sri Lanka, Peru, Thailand and other countries that are much poorer. My dad was an Armenian refugee who fled Romania and was thrilled to settle in America; now Armenia and Romania both have longer healthy life expectancy than the United States.</w:t>
         <w:br/>
-        <w:t>"They feel very resentful about having their taxes increased," she said. "Our cost of living is 30 percent higher than the rest of the nation. People on fixed income feel the pinch." As the only Republican from Hawaii in Congress, she also stresses her "access" to the Republican Administration.</w:t>
+        <w:t xml:space="preserve">  One Step Forward: Expand Access to Care</w:t>
         <w:br/>
-        <w:t xml:space="preserve"> </w:t>
+        <w:t xml:space="preserve">  Here's a simple step to improve access to health care: Expand Medicaid.</w:t>
         <w:br/>
-        <w:t>Emphasizing Ties to Liberals</w:t>
+        <w:t xml:space="preserve">  Ten states, including Mississippi, still have not done so even though nearly all the funds would come from the federal government. Partly as a result, some hospitals are cutting back services in Mississippi and are at risk of closing.</w:t>
         <w:br/>
-        <w:t xml:space="preserve"> For his part, Senator Akaka has been stressing his ties to the liberal Democratic establishment and support for working-class values.By voting for the budget bill, Mr. Akaka says, he was doing his job, biting the bullet and making the hard decisions needed to cut the deficit by increasing the tax burden on wealthier people.</w:t>
+        <w:t xml:space="preserve">  A cartoon in Mississippi Today recently showed a patient asking a doctor, ''How long do I have, doc?'' The physician replies: ''Longer than this hospital.''</w:t>
         <w:br/>
-        <w:t>On campaign stops, he has criticized Ms. Saiki, saying she was putting off reckoning with that problem. Although Mr. Akaka could not be reached for comment, Mr. Kuwata, his campaign manager, said, "Saiki has not offered any program on how she would reduce the budget deficit."</w:t>
+        <w:t xml:space="preserve">  Even much poorer countries manage to provide universal health care. I visited hospitals recently in the West African nation of Sierra Leone, which mostly provides free prenatal care without any complicated bureaucracy, so 98 percent of women get some prenatal care -- which appears to be a hair higher than in Florida. Granted, Florida medicine is far more sophisticated than that in Sierra Leone, but that may not matter for those outside the health care system.</w:t>
         <w:br/>
-        <w:t>Ms. Saiki is strongest in urban Honolulu, and so is spending most of the remainder of the campaign touring the Neighbor Islands, the district Mr. Akaka used to represent in the House. Mr. Akaka is spending the bulk of his time in Hololulu, his weak spot.</w:t>
+        <w:t xml:space="preserve">  Dr. Kim Sanford, an ob-gyn in the Mississippi Delta, told me about a 74-year-old woman who came in recently to have an IUD removed. She had had it inserted after her daughter was born 46 years ago and hadn't seen a gynecologist since.</w:t>
         <w:br/>
-        <w:t>The Republican had far more cash on hand, $379,000, compared with Mr. Akaka's $166,000, as of Oct. 21. So the question is whether that cash can overcome the traditional deep-rooted pull of the Democratic Party on the voters of Hawaii and put a Republican in the Senate.</w:t>
+        <w:t xml:space="preserve">  Some 28 million Americans lack medical insurance. An even larger number of Americans -- 77 million -- lack dental coverage.</w:t>
         <w:br/>
-        <w:t xml:space="preserve"> </w:t>
+        <w:t xml:space="preserve">  Cost is often the argument against expanding access to health care. But it's hard to understand how just about every other advanced country can afford universal care and the United States can't. And consider that 94 percent of Americans with substance-use disorder do not get treatment, even though this pays for itself many times over. Our policy often seems driven less by cost considerations than by indifference, even cruelty.</w:t>
         <w:br/>
-        <w:t>THE 1990 CAMPAIGN</w:t>
+        <w:t xml:space="preserve">  Improving access to health care can also take other forms, such as improving outreach and increasing diversity in the ranks of health workers. Researchers have found, for example, that Black patients have better outcomes with Black doctors.</w:t>
         <w:br/>
-        <w:t xml:space="preserve"> </w:t>
+        <w:t xml:space="preserve">  Rethinking Health Behaviors</w:t>
         <w:br/>
-        <w:t>Hawaii</w:t>
+        <w:t xml:space="preserve">  Those of us on the left have mostly been fighting to increase health care coverage, and that's important. But outcomes are driven not just by access or socioeconomic status. Hispanics lack health insurance at high rates, yet have a longer life expectancy than white Americans and often a lower maternal mortality rate.</w:t>
         <w:br/>
-        <w:t xml:space="preserve"> </w:t>
+        <w:t xml:space="preserve">  Part of the explanation for this ''Hispanic paradox'' may be strong families, community support systems and healthy behaviors. Raj Chetty, a Harvard economist, has found that behaviors -- such as smoking, eating habits and exercise -- affect life expectancy even more than access to health care.</w:t>
         <w:br/>
-        <w:t>SENATE RACE</w:t>
+        <w:t xml:space="preserve">  One crucial fix, in short, is to influence health behaviors. This is difficult but not impossible. Just since 2005, the share of American adults who smoke has dropped by almost half. And America's teenage birthrate has plummeted by an astonishing 77 percent since 1991, partly because of comprehensive sex education and increased access to long-acting contraceptives.</w:t>
         <w:br/>
-        <w:t xml:space="preserve"> </w:t>
+        <w:t xml:space="preserve">  One step that might reduce consumption of sugary snacks is a soda tax, modeled on the cigarette tax. Such taxes are regressive but seem effective at reducing consumption of harmful products.</w:t>
         <w:br/>
-        <w:t>Democrate: Daniel K. Akaka, 56</w:t>
+        <w:t xml:space="preserve">  More fundamentally, though, self-harming behaviors arise from a context. The genesis for this series was a crisis in behavioral health in my hometown in rural Oregon, where more than one-quarter of the children on my old No. 6 school bus are now dead from drugs, alcohol and suicide. Looking back, the central problem was the same as in many working-class communities across the country: the loss of good union jobs followed by despair and loneliness -- and the arrival of meth and opioids.</w:t>
         <w:br/>
-        <w:t>Republican: Patricia Saiki, 60</w:t>
+        <w:t xml:space="preserve">  It was poverty, but a poverty of purpose as well as of the wallet. It was a hopelessness that sabotaged marriages and sapped self-esteem and self-care. In talking to doctors and nurses over the years, I've been struck by how often they mentioned that men are reluctant to get preventive care or treatment. They say that when men do come in, it's often because they're nudged by their wives -- but as the institution of marriage has crumbled in working-class America, there often aren't wives to save their husbands' lives.</w:t>
         <w:br/>
-        <w:t xml:space="preserve"> </w:t>
+        <w:t xml:space="preserve">  Researchers tried to calculate how many people poverty kills each year in the United States, and their estimate was 183,000 -- many times the number of homicides annually.</w:t>
         <w:br/>
-        <w:t>ANALYSIS</w:t>
+        <w:t xml:space="preserve">  Dr. Thomas Dobbs, the dean of the school of population health at the University of Mississippi, wrestles daily with health consequences of inequality, including syphilis that is now spreading rapidly. I asked Dr. Dobbs what he would most like to do to improve health outcomes, and I assumed he would name some medical interventions.</w:t>
         <w:br/>
-        <w:t xml:space="preserve"> </w:t>
+        <w:t xml:space="preserve">  ''Desegregate schools and fix criminal justice,'' he said. ''That's what I would do.''</w:t>
         <w:br/>
-        <w:t>Republicans have a good chance to elect one of their own in heavily Democratic Hawaii. Ms. Saiki, a moderate Republican appealing to Caucasian newcomers and the Japanese-American population, is running neck and neck with Mr. Akaka, a long-time Congressman with ties to the traditional democratic and union political apparatus. Some see this as a battle between the old and the new Hawaii.</w:t>
+        <w:t xml:space="preserve">  The point is that America's health dysfunction is rooted in a broader national dysfunction, including deep intergenerational poverty and despair. The medical system can efficiently amputate a foot, but an improvement in self-care of diabetes sometimes requires an injection of hope and improvements in education, job training, earnings and opportunity.</w:t>
         <w:br/>
-        <w:t xml:space="preserve"> </w:t>
+        <w:t xml:space="preserve">  This is important because in America our problem is not just that people die in their 70s rather than their 80s. Dr. Steven H. Woolf of the Virginia Commonwealth University School of Medicine has found that because of guns, suicides and accidental deaths, child mortality in the United States is rising rather than falling -- in a way that he doesn't believe has any precedent in the past 100 years.</w:t>
         <w:br/>
-        <w:t>REGISTERED VOTERS</w:t>
+        <w:t xml:space="preserve">  As a result, notes John Burn-Murdoch of The Financial Times, in any class of 25 American kindergartners, one child on average will die by middle age.</w:t>
         <w:br/>
-        <w:t xml:space="preserve"> </w:t>
+        <w:t xml:space="preserve">  Dr. Yasmin Cheema, a pediatrician in the town of Clarksdale in the Delta, told me of the obesity and diabetes she sees even in children. A 10-year-old boy recently fainted in her waiting room; it turned out that he was in shock with undiagnosed diabetes. Dr. Cheema called 911.</w:t>
         <w:br/>
-        <w:t>Total voters: 453,389 (Hawaii does not register by party).</w:t>
+        <w:t xml:space="preserve">  After telling me the story, Dr. Cheema stepped into the next room to do a physical on a 14-year-old boy. He weighed 295 pounds.</w:t>
         <w:br/>
-        <w:t xml:space="preserve"> </w:t>
+        <w:t xml:space="preserve">  A Model in the Mississippi Delta</w:t>
         <w:br/>
-        <w:t>LATEST POLL RESULTS</w:t>
+        <w:t xml:space="preserve">  One model effort to reach young people and address behaviors in the Mississippi Delta is the Delta Health Alliance. It has helped build a wellness center in the town of Leland, with a gym, yoga classes and an on-site nutritionist who teaches how to cook healthy meals.</w:t>
         <w:br/>
-        <w:t xml:space="preserve"> </w:t>
+        <w:t xml:space="preserve">  The Delta Health Alliance tries more broadly to address the ''social determinants of health'' that sometimes lead to obesity, smoking and poor health outcomes. This means supporting education beginning with pre-K, promoting mentoring, organizing job training and much more.</w:t>
         <w:br/>
-        <w:t>A survey of 1,200 voters taken for KGMB-TV News put Ms. Saiki ahead, 45 percent to 43 percent for Mr. Akaka. The margin of error was plus or minus three percentage points.</w:t>
+        <w:t xml:space="preserve">  ''We realized we could help a lot of 50- or 60-year-old diabetics, but that's not fixing the problem, the generational poverty problem that starts when kids are born,'' said Karen Matthews, president of the Delta Health Alliance.</w:t>
         <w:br/>
-        <w:t>Correction</w:t>
+        <w:t xml:space="preserve">  The alliance tracks metrics closely, and its approach seems to be reducing poverty and improving health outcomes. It's as essential an investment in health as CT scanners.</w:t>
+        <w:br/>
+        <w:t xml:space="preserve">  More broadly, we know how to cut child poverty, because we've done it: The United States cut it by almost half in 2021, largely with the refundable child tax credit. But Congress allowed the program to lapse, and child poverty is rising again.</w:t>
+        <w:br/>
+        <w:t xml:space="preserve">  Some may scoff that short life spans are a result of personal irresponsibility, such as eating too many sugary snacks, exercising too little or abusing alcohol. It's true that personal choices shape our health, but so do our collective choices about expanding Medicaid, extending the child tax credit, providing adequate drug treatment and educating people about health choices. If we believe in personal responsibility for others, we should accept collective responsibility for ourselves.</w:t>
+        <w:br/>
+        <w:t xml:space="preserve">  It would have been unimaginable even a decade ago that Bangladesh could overtake an American state in life expectancy. That is a reflection of our choices, personal and collective, and we can do better.</w:t>
+        <w:br/>
+        <w:t xml:space="preserve">  The Times is committed to publishing a diversity of letters to the editor. We'd like to hear what you think about this or any of our articles. Here are some tips. And here's our email: letters@nytimes.com</w:t>
+        <w:br/>
+        <w:t xml:space="preserve">  September Dawn Bottoms is an award-winning documentary photographer based in Oklahoma. Her work focuses on mental illness, family, poverty, and the intersection of the three.</w:t>
         <w:br/>
         <w:br/>
-        <w:t>An article on Nov. 1 about the Senate campaign in Hawaii gave incomplete credit for a public opinion poll. The poll was sponsored by KGMB-TV and The Honolulu Star-Bulletin.</w:t>
-        <w:br/>
-        <w:t>Correction-Date: November 23, 1990, Thursday, Late Edition - Final</w:t>
+        <w:t>https://www.nytimes.com/2023/08/16/opinion/health-care-life-expectancy-poverty.html</w:t>
         <w:br/>
         <w:br/>
         <w:t>Graphic</w:t>
@@ -164,7 +170,11 @@
         <w:br/>
         <w:t xml:space="preserve"> </w:t>
         <w:br/>
-        <w:t>Photos: Representative Patricia Saiki, a Republican candidate for Senate in Hawaii, campaigning in Honolulu.; Senator Daniel K. Akaka, Democratic incumbent, speaking to supporters at his Honolulu campaign headquarters after a trip to Washington. (Photographs by Associated Press for The New York Times)</w:t>
+        <w:t>PHOTOS: Below: Shirlene Mays follows up with her doctor at Greenwood Leflore Hospital after having her toes amputated because of diabetes. Opposite, top: Burt Saucier, also diabetic, gets a checkup at the hospital after having all of the toes on his right foot removed</w:t>
+        <w:br/>
+        <w:t>bottom, Sandra Stringfellow, who lost a leg from complications of the disease, tries to pull herself into bed. (PHOTOGRAPHS BY SEPTEMBER DAWN BOTTOMS FOR THE NEW YORK TIMES) (SR8</w:t>
+        <w:br/>
+        <w:t xml:space="preserve"> SR9) This article appeared in print on page SR8, SR9.</w:t>
       </w:r>
     </w:p>
     <w:sectPr>

--- a/example_articles/race_ethnicity/Multiple/1.race_ethnicity_Multiple_New_York_Times.docx
+++ b/example_articles/race_ethnicity/Multiple/1.race_ethnicity_Multiple_New_York_Times.docx
@@ -32,7 +32,7 @@
     </w:p>
     <w:p>
       <w:r>
-        <w:t>Raw race ethnicity result, 'race_ethnicity': Black or African American; Native American</w:t>
+        <w:t>Raw race ethnicity result, 'race_ethnicity': Black or African American; Native American; White</w:t>
       </w:r>
     </w:p>
     <w:p>
